--- a/docs/คู่มือการใช้งาน/คู่มือการใช้งาน-ระบบซ่อมบำรุง.docx
+++ b/docs/คู่มือการใช้งาน/คู่มือการใช้งาน-ระบบซ่อมบำรุง.docx
@@ -1867,6 +1867,61 @@
     </w:p>
     <w:p>
       <w:pPr>
+        <w:spacing w:after="40"/>
+        <w:jc w:val="center"/>
+      </w:pPr>
+      <w:r>
+        <w:drawing>
+          <wp:inline xmlns:a="http://schemas.openxmlformats.org/drawingml/2006/main" xmlns:pic="http://schemas.openxmlformats.org/drawingml/2006/picture">
+            <wp:extent cx="5580000" cy="2034375"/>
+            <wp:docPr id="3" name="Picture 3"/>
+            <wp:cNvGraphicFramePr>
+              <a:graphicFrameLocks noChangeAspect="1"/>
+            </wp:cNvGraphicFramePr>
+            <a:graphic>
+              <a:graphicData uri="http://schemas.openxmlformats.org/drawingml/2006/picture">
+                <pic:pic>
+                  <pic:nvPicPr>
+                    <pic:cNvPr id="0" name="Screenshot_mnt_ch3_1.png"/>
+                    <pic:cNvPicPr/>
+                  </pic:nvPicPr>
+                  <pic:blipFill>
+                    <a:blip r:embed="rId13"/>
+                    <a:stretch>
+                      <a:fillRect/>
+                    </a:stretch>
+                  </pic:blipFill>
+                  <pic:spPr>
+                    <a:xfrm>
+                      <a:off x="0" y="0"/>
+                      <a:ext cx="5580000" cy="2034375"/>
+                    </a:xfrm>
+                    <a:prstGeom prst="rect"/>
+                  </pic:spPr>
+                </pic:pic>
+              </a:graphicData>
+            </a:graphic>
+          </wp:inline>
+        </w:drawing>
+      </w:r>
+    </w:p>
+    <w:p>
+      <w:pPr>
+        <w:spacing w:before="80" w:after="240"/>
+        <w:jc w:val="left"/>
+      </w:pPr>
+      <w:r>
+        <w:rPr>
+          <w:rFonts w:ascii="Prompt" w:hAnsi="Prompt" w:eastAsia="Prompt" w:cs="Prompt"/>
+          <w:b w:val="0"/>
+          <w:color w:val="7D8A9E"/>
+          <w:sz w:val="20"/>
+        </w:rPr>
+        <w:t>▲ ภาพที่ 2  บัตรสินทรัพย์ในระบบจัดการสินทรัพย์ ที่ยังไม่มีอุปกรณ์ (สถานะฉบับร่าง)</w:t>
+      </w:r>
+    </w:p>
+    <w:p>
+      <w:pPr>
         <w:spacing w:after="80"/>
       </w:pPr>
       <w:r>
@@ -1886,6 +1941,61 @@
           <w:sz w:val="24"/>
         </w:rPr>
         <w:t>ที่แท็บข้อมูลทรัพย์สิน ใส่โมเดล หมายเลขซีเรียล และพิกัดทรัพย์สิน ถ้ามี</w:t>
+      </w:r>
+    </w:p>
+    <w:p>
+      <w:pPr>
+        <w:spacing w:after="40"/>
+        <w:jc w:val="center"/>
+      </w:pPr>
+      <w:r>
+        <w:drawing>
+          <wp:inline xmlns:a="http://schemas.openxmlformats.org/drawingml/2006/main" xmlns:pic="http://schemas.openxmlformats.org/drawingml/2006/picture">
+            <wp:extent cx="5580000" cy="2421875"/>
+            <wp:docPr id="4" name="Picture 4"/>
+            <wp:cNvGraphicFramePr>
+              <a:graphicFrameLocks noChangeAspect="1"/>
+            </wp:cNvGraphicFramePr>
+            <a:graphic>
+              <a:graphicData uri="http://schemas.openxmlformats.org/drawingml/2006/picture">
+                <pic:pic>
+                  <pic:nvPicPr>
+                    <pic:cNvPr id="0" name="Screenshot_mnt_ch3_2.png"/>
+                    <pic:cNvPicPr/>
+                  </pic:nvPicPr>
+                  <pic:blipFill>
+                    <a:blip r:embed="rId14"/>
+                    <a:stretch>
+                      <a:fillRect/>
+                    </a:stretch>
+                  </pic:blipFill>
+                  <pic:spPr>
+                    <a:xfrm>
+                      <a:off x="0" y="0"/>
+                      <a:ext cx="5580000" cy="2421875"/>
+                    </a:xfrm>
+                    <a:prstGeom prst="rect"/>
+                  </pic:spPr>
+                </pic:pic>
+              </a:graphicData>
+            </a:graphic>
+          </wp:inline>
+        </w:drawing>
+      </w:r>
+    </w:p>
+    <w:p>
+      <w:pPr>
+        <w:spacing w:before="80" w:after="240"/>
+        <w:jc w:val="left"/>
+      </w:pPr>
+      <w:r>
+        <w:rPr>
+          <w:rFonts w:ascii="Prompt" w:hAnsi="Prompt" w:eastAsia="Prompt" w:cs="Prompt"/>
+          <w:b w:val="0"/>
+          <w:color w:val="7D8A9E"/>
+          <w:sz w:val="20"/>
+        </w:rPr>
+        <w:t>▲ ภาพที่ 3  แท็บข้อมูลทรัพย์สิน ใส่โมเดล หมายเลขซีเรียล และพิกัดทรัพย์สิน</w:t>
       </w:r>
     </w:p>
     <w:p>
@@ -1913,6 +2023,61 @@
     </w:p>
     <w:p>
       <w:pPr>
+        <w:spacing w:after="40"/>
+        <w:jc w:val="center"/>
+      </w:pPr>
+      <w:r>
+        <w:drawing>
+          <wp:inline xmlns:a="http://schemas.openxmlformats.org/drawingml/2006/main" xmlns:pic="http://schemas.openxmlformats.org/drawingml/2006/picture">
+            <wp:extent cx="5580000" cy="2034375"/>
+            <wp:docPr id="5" name="Picture 5"/>
+            <wp:cNvGraphicFramePr>
+              <a:graphicFrameLocks noChangeAspect="1"/>
+            </wp:cNvGraphicFramePr>
+            <a:graphic>
+              <a:graphicData uri="http://schemas.openxmlformats.org/drawingml/2006/picture">
+                <pic:pic>
+                  <pic:nvPicPr>
+                    <pic:cNvPr id="0" name="Screenshot_mnt_ch3_3.png"/>
+                    <pic:cNvPicPr/>
+                  </pic:nvPicPr>
+                  <pic:blipFill>
+                    <a:blip r:embed="rId15"/>
+                    <a:stretch>
+                      <a:fillRect/>
+                    </a:stretch>
+                  </pic:blipFill>
+                  <pic:spPr>
+                    <a:xfrm>
+                      <a:off x="0" y="0"/>
+                      <a:ext cx="5580000" cy="2034375"/>
+                    </a:xfrm>
+                    <a:prstGeom prst="rect"/>
+                  </pic:spPr>
+                </pic:pic>
+              </a:graphicData>
+            </a:graphic>
+          </wp:inline>
+        </w:drawing>
+      </w:r>
+    </w:p>
+    <w:p>
+      <w:pPr>
+        <w:spacing w:before="80" w:after="240"/>
+        <w:jc w:val="left"/>
+      </w:pPr>
+      <w:r>
+        <w:rPr>
+          <w:rFonts w:ascii="Prompt" w:hAnsi="Prompt" w:eastAsia="Prompt" w:cs="Prompt"/>
+          <w:b w:val="0"/>
+          <w:color w:val="7D8A9E"/>
+          <w:sz w:val="20"/>
+        </w:rPr>
+        <w:t>▲ ภาพที่ 4  ปุ่มสร้าง Equipment ที่หัวบัตรสินทรัพย์</w:t>
+      </w:r>
+    </w:p>
+    <w:p>
+      <w:pPr>
         <w:spacing w:after="80"/>
       </w:pPr>
       <w:r>
@@ -1936,6 +2101,61 @@
     </w:p>
     <w:p>
       <w:pPr>
+        <w:spacing w:after="40"/>
+        <w:jc w:val="center"/>
+      </w:pPr>
+      <w:r>
+        <w:drawing>
+          <wp:inline xmlns:a="http://schemas.openxmlformats.org/drawingml/2006/main" xmlns:pic="http://schemas.openxmlformats.org/drawingml/2006/picture">
+            <wp:extent cx="5580000" cy="2712500"/>
+            <wp:docPr id="6" name="Picture 6"/>
+            <wp:cNvGraphicFramePr>
+              <a:graphicFrameLocks noChangeAspect="1"/>
+            </wp:cNvGraphicFramePr>
+            <a:graphic>
+              <a:graphicData uri="http://schemas.openxmlformats.org/drawingml/2006/picture">
+                <pic:pic>
+                  <pic:nvPicPr>
+                    <pic:cNvPr id="0" name="Screenshot_mnt_ch3_4.png"/>
+                    <pic:cNvPicPr/>
+                  </pic:nvPicPr>
+                  <pic:blipFill>
+                    <a:blip r:embed="rId16"/>
+                    <a:stretch>
+                      <a:fillRect/>
+                    </a:stretch>
+                  </pic:blipFill>
+                  <pic:spPr>
+                    <a:xfrm>
+                      <a:off x="0" y="0"/>
+                      <a:ext cx="5580000" cy="2712500"/>
+                    </a:xfrm>
+                    <a:prstGeom prst="rect"/>
+                  </pic:spPr>
+                </pic:pic>
+              </a:graphicData>
+            </a:graphic>
+          </wp:inline>
+        </w:drawing>
+      </w:r>
+    </w:p>
+    <w:p>
+      <w:pPr>
+        <w:spacing w:before="80" w:after="240"/>
+        <w:jc w:val="left"/>
+      </w:pPr>
+      <w:r>
+        <w:rPr>
+          <w:rFonts w:ascii="Prompt" w:hAnsi="Prompt" w:eastAsia="Prompt" w:cs="Prompt"/>
+          <w:b w:val="0"/>
+          <w:color w:val="7D8A9E"/>
+          <w:sz w:val="20"/>
+        </w:rPr>
+        <w:t>▲ ภาพที่ 5  ระบบสร้างอุปกรณ์ชื่อเดียวกับสินทรัพย์ พร้อมหมวดหมู่อุปกรณ์</w:t>
+      </w:r>
+    </w:p>
+    <w:p>
+      <w:pPr>
         <w:spacing w:after="80"/>
       </w:pPr>
       <w:r>
@@ -1955,6 +2175,61 @@
           <w:sz w:val="24"/>
         </w:rPr>
         <w:t>ปุ่ม Equipment บนบัตรเปิดอุปกรณ์นี้ได้ภายหลัง</w:t>
+      </w:r>
+    </w:p>
+    <w:p>
+      <w:pPr>
+        <w:spacing w:after="40"/>
+        <w:jc w:val="center"/>
+      </w:pPr>
+      <w:r>
+        <w:drawing>
+          <wp:inline xmlns:a="http://schemas.openxmlformats.org/drawingml/2006/main" xmlns:pic="http://schemas.openxmlformats.org/drawingml/2006/picture">
+            <wp:extent cx="5580000" cy="2034375"/>
+            <wp:docPr id="7" name="Picture 7"/>
+            <wp:cNvGraphicFramePr>
+              <a:graphicFrameLocks noChangeAspect="1"/>
+            </wp:cNvGraphicFramePr>
+            <a:graphic>
+              <a:graphicData uri="http://schemas.openxmlformats.org/drawingml/2006/picture">
+                <pic:pic>
+                  <pic:nvPicPr>
+                    <pic:cNvPr id="0" name="Screenshot_mnt_ch3_5.png"/>
+                    <pic:cNvPicPr/>
+                  </pic:nvPicPr>
+                  <pic:blipFill>
+                    <a:blip r:embed="rId17"/>
+                    <a:stretch>
+                      <a:fillRect/>
+                    </a:stretch>
+                  </pic:blipFill>
+                  <pic:spPr>
+                    <a:xfrm>
+                      <a:off x="0" y="0"/>
+                      <a:ext cx="5580000" cy="2034375"/>
+                    </a:xfrm>
+                    <a:prstGeom prst="rect"/>
+                  </pic:spPr>
+                </pic:pic>
+              </a:graphicData>
+            </a:graphic>
+          </wp:inline>
+        </w:drawing>
+      </w:r>
+    </w:p>
+    <w:p>
+      <w:pPr>
+        <w:spacing w:before="80" w:after="240"/>
+        <w:jc w:val="left"/>
+      </w:pPr>
+      <w:r>
+        <w:rPr>
+          <w:rFonts w:ascii="Prompt" w:hAnsi="Prompt" w:eastAsia="Prompt" w:cs="Prompt"/>
+          <w:b w:val="0"/>
+          <w:color w:val="7D8A9E"/>
+          <w:sz w:val="20"/>
+        </w:rPr>
+        <w:t>▲ ภาพที่ 6  ปุ่ม Equipment บนบัตรสินทรัพย์ เปิดอุปกรณ์นี้ได้ภายหลัง</w:t>
       </w:r>
     </w:p>
     <w:p>
@@ -2096,6 +2371,61 @@
     </w:p>
     <w:p>
       <w:pPr>
+        <w:spacing w:after="40"/>
+        <w:jc w:val="center"/>
+      </w:pPr>
+      <w:r>
+        <w:drawing>
+          <wp:inline xmlns:a="http://schemas.openxmlformats.org/drawingml/2006/main" xmlns:pic="http://schemas.openxmlformats.org/drawingml/2006/picture">
+            <wp:extent cx="5580000" cy="1598437"/>
+            <wp:docPr id="8" name="Picture 8"/>
+            <wp:cNvGraphicFramePr>
+              <a:graphicFrameLocks noChangeAspect="1"/>
+            </wp:cNvGraphicFramePr>
+            <a:graphic>
+              <a:graphicData uri="http://schemas.openxmlformats.org/drawingml/2006/picture">
+                <pic:pic>
+                  <pic:nvPicPr>
+                    <pic:cNvPr id="0" name="Screenshot_mnt_ch4_1.png"/>
+                    <pic:cNvPicPr/>
+                  </pic:nvPicPr>
+                  <pic:blipFill>
+                    <a:blip r:embed="rId18"/>
+                    <a:stretch>
+                      <a:fillRect/>
+                    </a:stretch>
+                  </pic:blipFill>
+                  <pic:spPr>
+                    <a:xfrm>
+                      <a:off x="0" y="0"/>
+                      <a:ext cx="5580000" cy="1598437"/>
+                    </a:xfrm>
+                    <a:prstGeom prst="rect"/>
+                  </pic:spPr>
+                </pic:pic>
+              </a:graphicData>
+            </a:graphic>
+          </wp:inline>
+        </w:drawing>
+      </w:r>
+    </w:p>
+    <w:p>
+      <w:pPr>
+        <w:spacing w:before="80" w:after="240"/>
+        <w:jc w:val="left"/>
+      </w:pPr>
+      <w:r>
+        <w:rPr>
+          <w:rFonts w:ascii="Prompt" w:hAnsi="Prompt" w:eastAsia="Prompt" w:cs="Prompt"/>
+          <w:b w:val="0"/>
+          <w:color w:val="7D8A9E"/>
+          <w:sz w:val="20"/>
+        </w:rPr>
+        <w:t>▲ ภาพที่ 7  เมนูคำขอการซ่อมบำรุง กดสร้างรายการใหม่</w:t>
+      </w:r>
+    </w:p>
+    <w:p>
+      <w:pPr>
         <w:spacing w:after="80"/>
       </w:pPr>
       <w:r>
@@ -2115,6 +2445,61 @@
           <w:sz w:val="24"/>
         </w:rPr>
         <w:t>ใส่หัวข้อให้บอกอาการหรือครุภัณฑ์ เช่น เครื่องปรับอากาศไม่เย็น</w:t>
+      </w:r>
+    </w:p>
+    <w:p>
+      <w:pPr>
+        <w:spacing w:after="40"/>
+        <w:jc w:val="center"/>
+      </w:pPr>
+      <w:r>
+        <w:drawing>
+          <wp:inline xmlns:a="http://schemas.openxmlformats.org/drawingml/2006/main" xmlns:pic="http://schemas.openxmlformats.org/drawingml/2006/picture">
+            <wp:extent cx="5580000" cy="1598437"/>
+            <wp:docPr id="9" name="Picture 9"/>
+            <wp:cNvGraphicFramePr>
+              <a:graphicFrameLocks noChangeAspect="1"/>
+            </wp:cNvGraphicFramePr>
+            <a:graphic>
+              <a:graphicData uri="http://schemas.openxmlformats.org/drawingml/2006/picture">
+                <pic:pic>
+                  <pic:nvPicPr>
+                    <pic:cNvPr id="0" name="Screenshot_mnt_ch4_2.png"/>
+                    <pic:cNvPicPr/>
+                  </pic:nvPicPr>
+                  <pic:blipFill>
+                    <a:blip r:embed="rId19"/>
+                    <a:stretch>
+                      <a:fillRect/>
+                    </a:stretch>
+                  </pic:blipFill>
+                  <pic:spPr>
+                    <a:xfrm>
+                      <a:off x="0" y="0"/>
+                      <a:ext cx="5580000" cy="1598437"/>
+                    </a:xfrm>
+                    <a:prstGeom prst="rect"/>
+                  </pic:spPr>
+                </pic:pic>
+              </a:graphicData>
+            </a:graphic>
+          </wp:inline>
+        </w:drawing>
+      </w:r>
+    </w:p>
+    <w:p>
+      <w:pPr>
+        <w:spacing w:before="80" w:after="240"/>
+        <w:jc w:val="left"/>
+      </w:pPr>
+      <w:r>
+        <w:rPr>
+          <w:rFonts w:ascii="Prompt" w:hAnsi="Prompt" w:eastAsia="Prompt" w:cs="Prompt"/>
+          <w:b w:val="0"/>
+          <w:color w:val="7D8A9E"/>
+          <w:sz w:val="20"/>
+        </w:rPr>
+        <w:t>▲ ภาพที่ 8  ใส่หัวข้อคำร้องขอ ให้บอกอาการหรือครุภัณฑ์</w:t>
       </w:r>
     </w:p>
     <w:p>
@@ -2142,6 +2527,61 @@
     </w:p>
     <w:p>
       <w:pPr>
+        <w:spacing w:after="40"/>
+        <w:jc w:val="center"/>
+      </w:pPr>
+      <w:r>
+        <w:drawing>
+          <wp:inline xmlns:a="http://schemas.openxmlformats.org/drawingml/2006/main" xmlns:pic="http://schemas.openxmlformats.org/drawingml/2006/picture">
+            <wp:extent cx="5580000" cy="4020312"/>
+            <wp:docPr id="10" name="Picture 10"/>
+            <wp:cNvGraphicFramePr>
+              <a:graphicFrameLocks noChangeAspect="1"/>
+            </wp:cNvGraphicFramePr>
+            <a:graphic>
+              <a:graphicData uri="http://schemas.openxmlformats.org/drawingml/2006/picture">
+                <pic:pic>
+                  <pic:nvPicPr>
+                    <pic:cNvPr id="0" name="Screenshot_mnt_ch4_3.png"/>
+                    <pic:cNvPicPr/>
+                  </pic:nvPicPr>
+                  <pic:blipFill>
+                    <a:blip r:embed="rId20"/>
+                    <a:stretch>
+                      <a:fillRect/>
+                    </a:stretch>
+                  </pic:blipFill>
+                  <pic:spPr>
+                    <a:xfrm>
+                      <a:off x="0" y="0"/>
+                      <a:ext cx="5580000" cy="4020312"/>
+                    </a:xfrm>
+                    <a:prstGeom prst="rect"/>
+                  </pic:spPr>
+                </pic:pic>
+              </a:graphicData>
+            </a:graphic>
+          </wp:inline>
+        </w:drawing>
+      </w:r>
+    </w:p>
+    <w:p>
+      <w:pPr>
+        <w:spacing w:before="80" w:after="240"/>
+        <w:jc w:val="left"/>
+      </w:pPr>
+      <w:r>
+        <w:rPr>
+          <w:rFonts w:ascii="Prompt" w:hAnsi="Prompt" w:eastAsia="Prompt" w:cs="Prompt"/>
+          <w:b w:val="0"/>
+          <w:color w:val="7D8A9E"/>
+          <w:sz w:val="20"/>
+        </w:rPr>
+        <w:t>▲ ภาพที่ 9  เลือกอุปกรณ์ในช่องรายการ ระบบแสดงหมายเลขครุภัณฑ์และสถานะทรัพย์สิน</w:t>
+      </w:r>
+    </w:p>
+    <w:p>
+      <w:pPr>
         <w:spacing w:after="80"/>
       </w:pPr>
       <w:r>
@@ -2161,6 +2601,61 @@
           <w:sz w:val="24"/>
         </w:rPr>
         <w:t>เลือกประเภทการซ่อมบำรุง เป็นซ่อม เมื่อชำรุด หรือเป็นการป้องกัน เมื่อถึงรอบบำรุง</w:t>
+      </w:r>
+    </w:p>
+    <w:p>
+      <w:pPr>
+        <w:spacing w:after="40"/>
+        <w:jc w:val="center"/>
+      </w:pPr>
+      <w:r>
+        <w:drawing>
+          <wp:inline xmlns:a="http://schemas.openxmlformats.org/drawingml/2006/main" xmlns:pic="http://schemas.openxmlformats.org/drawingml/2006/picture">
+            <wp:extent cx="5580000" cy="3003125"/>
+            <wp:docPr id="11" name="Picture 11"/>
+            <wp:cNvGraphicFramePr>
+              <a:graphicFrameLocks noChangeAspect="1"/>
+            </wp:cNvGraphicFramePr>
+            <a:graphic>
+              <a:graphicData uri="http://schemas.openxmlformats.org/drawingml/2006/picture">
+                <pic:pic>
+                  <pic:nvPicPr>
+                    <pic:cNvPr id="0" name="Screenshot_mnt_ch4_4.png"/>
+                    <pic:cNvPicPr/>
+                  </pic:nvPicPr>
+                  <pic:blipFill>
+                    <a:blip r:embed="rId21"/>
+                    <a:stretch>
+                      <a:fillRect/>
+                    </a:stretch>
+                  </pic:blipFill>
+                  <pic:spPr>
+                    <a:xfrm>
+                      <a:off x="0" y="0"/>
+                      <a:ext cx="5580000" cy="3003125"/>
+                    </a:xfrm>
+                    <a:prstGeom prst="rect"/>
+                  </pic:spPr>
+                </pic:pic>
+              </a:graphicData>
+            </a:graphic>
+          </wp:inline>
+        </w:drawing>
+      </w:r>
+    </w:p>
+    <w:p>
+      <w:pPr>
+        <w:spacing w:before="80" w:after="240"/>
+        <w:jc w:val="left"/>
+      </w:pPr>
+      <w:r>
+        <w:rPr>
+          <w:rFonts w:ascii="Prompt" w:hAnsi="Prompt" w:eastAsia="Prompt" w:cs="Prompt"/>
+          <w:b w:val="0"/>
+          <w:color w:val="7D8A9E"/>
+          <w:sz w:val="20"/>
+        </w:rPr>
+        <w:t>▲ ภาพที่ 10  เลือกประเภทการซ่อมบำรุงที่แท็บการตรวจสอบเบื้องต้น เป็นซ่อม หรือการป้องกัน</w:t>
       </w:r>
     </w:p>
     <w:p>
@@ -2188,6 +2683,61 @@
     </w:p>
     <w:p>
       <w:pPr>
+        <w:spacing w:after="40"/>
+        <w:jc w:val="center"/>
+      </w:pPr>
+      <w:r>
+        <w:drawing>
+          <wp:inline xmlns:a="http://schemas.openxmlformats.org/drawingml/2006/main" xmlns:pic="http://schemas.openxmlformats.org/drawingml/2006/picture">
+            <wp:extent cx="5580000" cy="3487500"/>
+            <wp:docPr id="12" name="Picture 12"/>
+            <wp:cNvGraphicFramePr>
+              <a:graphicFrameLocks noChangeAspect="1"/>
+            </wp:cNvGraphicFramePr>
+            <a:graphic>
+              <a:graphicData uri="http://schemas.openxmlformats.org/drawingml/2006/picture">
+                <pic:pic>
+                  <pic:nvPicPr>
+                    <pic:cNvPr id="0" name="Screenshot_mnt_ch4_5.png"/>
+                    <pic:cNvPicPr/>
+                  </pic:nvPicPr>
+                  <pic:blipFill>
+                    <a:blip r:embed="rId22"/>
+                    <a:stretch>
+                      <a:fillRect/>
+                    </a:stretch>
+                  </pic:blipFill>
+                  <pic:spPr>
+                    <a:xfrm>
+                      <a:off x="0" y="0"/>
+                      <a:ext cx="5580000" cy="3487500"/>
+                    </a:xfrm>
+                    <a:prstGeom prst="rect"/>
+                  </pic:spPr>
+                </pic:pic>
+              </a:graphicData>
+            </a:graphic>
+          </wp:inline>
+        </w:drawing>
+      </w:r>
+    </w:p>
+    <w:p>
+      <w:pPr>
+        <w:spacing w:before="80" w:after="240"/>
+        <w:jc w:val="left"/>
+      </w:pPr>
+      <w:r>
+        <w:rPr>
+          <w:rFonts w:ascii="Prompt" w:hAnsi="Prompt" w:eastAsia="Prompt" w:cs="Prompt"/>
+          <w:b w:val="0"/>
+          <w:color w:val="7D8A9E"/>
+          <w:sz w:val="20"/>
+        </w:rPr>
+        <w:t>▲ ภาพที่ 11  แท็บหัวหน้าช่าง เลือกทีม ผู้รับผิดชอบ และวันที่ตามกำหนดการ</w:t>
+      </w:r>
+    </w:p>
+    <w:p>
+      <w:pPr>
         <w:spacing w:after="80"/>
       </w:pPr>
       <w:r>
@@ -2211,6 +2761,61 @@
     </w:p>
     <w:p>
       <w:pPr>
+        <w:spacing w:after="40"/>
+        <w:jc w:val="center"/>
+      </w:pPr>
+      <w:r>
+        <w:drawing>
+          <wp:inline xmlns:a="http://schemas.openxmlformats.org/drawingml/2006/main" xmlns:pic="http://schemas.openxmlformats.org/drawingml/2006/picture">
+            <wp:extent cx="5580000" cy="4020312"/>
+            <wp:docPr id="13" name="Picture 13"/>
+            <wp:cNvGraphicFramePr>
+              <a:graphicFrameLocks noChangeAspect="1"/>
+            </wp:cNvGraphicFramePr>
+            <a:graphic>
+              <a:graphicData uri="http://schemas.openxmlformats.org/drawingml/2006/picture">
+                <pic:pic>
+                  <pic:nvPicPr>
+                    <pic:cNvPr id="0" name="Screenshot_mnt_ch4_6.png"/>
+                    <pic:cNvPicPr/>
+                  </pic:nvPicPr>
+                  <pic:blipFill>
+                    <a:blip r:embed="rId23"/>
+                    <a:stretch>
+                      <a:fillRect/>
+                    </a:stretch>
+                  </pic:blipFill>
+                  <pic:spPr>
+                    <a:xfrm>
+                      <a:off x="0" y="0"/>
+                      <a:ext cx="5580000" cy="4020312"/>
+                    </a:xfrm>
+                    <a:prstGeom prst="rect"/>
+                  </pic:spPr>
+                </pic:pic>
+              </a:graphicData>
+            </a:graphic>
+          </wp:inline>
+        </w:drawing>
+      </w:r>
+    </w:p>
+    <w:p>
+      <w:pPr>
+        <w:spacing w:before="80" w:after="240"/>
+        <w:jc w:val="left"/>
+      </w:pPr>
+      <w:r>
+        <w:rPr>
+          <w:rFonts w:ascii="Prompt" w:hAnsi="Prompt" w:eastAsia="Prompt" w:cs="Prompt"/>
+          <w:b w:val="0"/>
+          <w:color w:val="7D8A9E"/>
+          <w:sz w:val="20"/>
+        </w:rPr>
+        <w:t>▲ ภาพที่ 12  ใส่รายละเอียดหรืออาการชำรุดที่แท็บแจ้งซ่อม</w:t>
+      </w:r>
+    </w:p>
+    <w:p>
+      <w:pPr>
         <w:spacing w:after="80"/>
       </w:pPr>
       <w:r>
@@ -2230,6 +2835,61 @@
           <w:sz w:val="24"/>
         </w:rPr>
         <w:t>บันทึก คำขออยู่ขั้นตอนคำร้องขอใหม่ และสถานะการดำเนินการเป็นรอประเมิน</w:t>
+      </w:r>
+    </w:p>
+    <w:p>
+      <w:pPr>
+        <w:spacing w:after="40"/>
+        <w:jc w:val="center"/>
+      </w:pPr>
+      <w:r>
+        <w:drawing>
+          <wp:inline xmlns:a="http://schemas.openxmlformats.org/drawingml/2006/main" xmlns:pic="http://schemas.openxmlformats.org/drawingml/2006/picture">
+            <wp:extent cx="5580000" cy="1598437"/>
+            <wp:docPr id="14" name="Picture 14"/>
+            <wp:cNvGraphicFramePr>
+              <a:graphicFrameLocks noChangeAspect="1"/>
+            </wp:cNvGraphicFramePr>
+            <a:graphic>
+              <a:graphicData uri="http://schemas.openxmlformats.org/drawingml/2006/picture">
+                <pic:pic>
+                  <pic:nvPicPr>
+                    <pic:cNvPr id="0" name="Screenshot_mnt_ch4_7.png"/>
+                    <pic:cNvPicPr/>
+                  </pic:nvPicPr>
+                  <pic:blipFill>
+                    <a:blip r:embed="rId24"/>
+                    <a:stretch>
+                      <a:fillRect/>
+                    </a:stretch>
+                  </pic:blipFill>
+                  <pic:spPr>
+                    <a:xfrm>
+                      <a:off x="0" y="0"/>
+                      <a:ext cx="5580000" cy="1598437"/>
+                    </a:xfrm>
+                    <a:prstGeom prst="rect"/>
+                  </pic:spPr>
+                </pic:pic>
+              </a:graphicData>
+            </a:graphic>
+          </wp:inline>
+        </w:drawing>
+      </w:r>
+    </w:p>
+    <w:p>
+      <w:pPr>
+        <w:spacing w:before="80" w:after="240"/>
+        <w:jc w:val="left"/>
+      </w:pPr>
+      <w:r>
+        <w:rPr>
+          <w:rFonts w:ascii="Prompt" w:hAnsi="Prompt" w:eastAsia="Prompt" w:cs="Prompt"/>
+          <w:b w:val="0"/>
+          <w:color w:val="7D8A9E"/>
+          <w:sz w:val="20"/>
+        </w:rPr>
+        <w:t>▲ ภาพที่ 13  หลังบันทึก คำขออยู่ขั้นตอนคำร้องขอใหม่ และสถานะการดำเนินการเป็นรอประเมิน</w:t>
       </w:r>
     </w:p>
     <w:p>
@@ -3748,6 +4408,61 @@
     </w:p>
     <w:p>
       <w:pPr>
+        <w:spacing w:after="40"/>
+        <w:jc w:val="center"/>
+      </w:pPr>
+      <w:r>
+        <w:drawing>
+          <wp:inline xmlns:a="http://schemas.openxmlformats.org/drawingml/2006/main" xmlns:pic="http://schemas.openxmlformats.org/drawingml/2006/picture">
+            <wp:extent cx="5580000" cy="1598437"/>
+            <wp:docPr id="15" name="Picture 15"/>
+            <wp:cNvGraphicFramePr>
+              <a:graphicFrameLocks noChangeAspect="1"/>
+            </wp:cNvGraphicFramePr>
+            <a:graphic>
+              <a:graphicData uri="http://schemas.openxmlformats.org/drawingml/2006/picture">
+                <pic:pic>
+                  <pic:nvPicPr>
+                    <pic:cNvPr id="0" name="Screenshot_mnt_ch5_1.png"/>
+                    <pic:cNvPicPr/>
+                  </pic:nvPicPr>
+                  <pic:blipFill>
+                    <a:blip r:embed="rId25"/>
+                    <a:stretch>
+                      <a:fillRect/>
+                    </a:stretch>
+                  </pic:blipFill>
+                  <pic:spPr>
+                    <a:xfrm>
+                      <a:off x="0" y="0"/>
+                      <a:ext cx="5580000" cy="1598437"/>
+                    </a:xfrm>
+                    <a:prstGeom prst="rect"/>
+                  </pic:spPr>
+                </pic:pic>
+              </a:graphicData>
+            </a:graphic>
+          </wp:inline>
+        </w:drawing>
+      </w:r>
+    </w:p>
+    <w:p>
+      <w:pPr>
+        <w:spacing w:before="80" w:after="240"/>
+        <w:jc w:val="left"/>
+      </w:pPr>
+      <w:r>
+        <w:rPr>
+          <w:rFonts w:ascii="Prompt" w:hAnsi="Prompt" w:eastAsia="Prompt" w:cs="Prompt"/>
+          <w:b w:val="0"/>
+          <w:color w:val="7D8A9E"/>
+          <w:sz w:val="20"/>
+        </w:rPr>
+        <w:t>▲ ภาพที่ 14  เปิดคำขอที่สถานะการดำเนินการเป็นรอประเมิน</w:t>
+      </w:r>
+    </w:p>
+    <w:p>
+      <w:pPr>
         <w:spacing w:after="80"/>
       </w:pPr>
       <w:r>
@@ -3767,6 +4482,61 @@
           <w:sz w:val="24"/>
         </w:rPr>
         <w:t>เลือกผลการประเมินให้ตรงกับที่ช่างตรวจแล้ว</w:t>
+      </w:r>
+    </w:p>
+    <w:p>
+      <w:pPr>
+        <w:spacing w:after="40"/>
+        <w:jc w:val="center"/>
+      </w:pPr>
+      <w:r>
+        <w:drawing>
+          <wp:inline xmlns:a="http://schemas.openxmlformats.org/drawingml/2006/main" xmlns:pic="http://schemas.openxmlformats.org/drawingml/2006/picture">
+            <wp:extent cx="5580000" cy="3100000"/>
+            <wp:docPr id="16" name="Picture 16"/>
+            <wp:cNvGraphicFramePr>
+              <a:graphicFrameLocks noChangeAspect="1"/>
+            </wp:cNvGraphicFramePr>
+            <a:graphic>
+              <a:graphicData uri="http://schemas.openxmlformats.org/drawingml/2006/picture">
+                <pic:pic>
+                  <pic:nvPicPr>
+                    <pic:cNvPr id="0" name="Screenshot_mnt_ch5_2.png"/>
+                    <pic:cNvPicPr/>
+                  </pic:nvPicPr>
+                  <pic:blipFill>
+                    <a:blip r:embed="rId26"/>
+                    <a:stretch>
+                      <a:fillRect/>
+                    </a:stretch>
+                  </pic:blipFill>
+                  <pic:spPr>
+                    <a:xfrm>
+                      <a:off x="0" y="0"/>
+                      <a:ext cx="5580000" cy="3100000"/>
+                    </a:xfrm>
+                    <a:prstGeom prst="rect"/>
+                  </pic:spPr>
+                </pic:pic>
+              </a:graphicData>
+            </a:graphic>
+          </wp:inline>
+        </w:drawing>
+      </w:r>
+    </w:p>
+    <w:p>
+      <w:pPr>
+        <w:spacing w:before="80" w:after="240"/>
+        <w:jc w:val="left"/>
+      </w:pPr>
+      <w:r>
+        <w:rPr>
+          <w:rFonts w:ascii="Prompt" w:hAnsi="Prompt" w:eastAsia="Prompt" w:cs="Prompt"/>
+          <w:b w:val="0"/>
+          <w:color w:val="7D8A9E"/>
+          <w:sz w:val="20"/>
+        </w:rPr>
+        <w:t>▲ ภาพที่ 15  เลือกผลการประเมินที่แท็บการตรวจสอบเบื้องต้น มีสี่ค่าให้เลือก</w:t>
       </w:r>
     </w:p>
     <w:p>
@@ -3794,6 +4564,61 @@
     </w:p>
     <w:p>
       <w:pPr>
+        <w:spacing w:after="40"/>
+        <w:jc w:val="center"/>
+      </w:pPr>
+      <w:r>
+        <w:drawing>
+          <wp:inline xmlns:a="http://schemas.openxmlformats.org/drawingml/2006/main" xmlns:pic="http://schemas.openxmlformats.org/drawingml/2006/picture">
+            <wp:extent cx="5580000" cy="1598437"/>
+            <wp:docPr id="17" name="Picture 17"/>
+            <wp:cNvGraphicFramePr>
+              <a:graphicFrameLocks noChangeAspect="1"/>
+            </wp:cNvGraphicFramePr>
+            <a:graphic>
+              <a:graphicData uri="http://schemas.openxmlformats.org/drawingml/2006/picture">
+                <pic:pic>
+                  <pic:nvPicPr>
+                    <pic:cNvPr id="0" name="Screenshot_mnt_ch5_3.png"/>
+                    <pic:cNvPicPr/>
+                  </pic:nvPicPr>
+                  <pic:blipFill>
+                    <a:blip r:embed="rId27"/>
+                    <a:stretch>
+                      <a:fillRect/>
+                    </a:stretch>
+                  </pic:blipFill>
+                  <pic:spPr>
+                    <a:xfrm>
+                      <a:off x="0" y="0"/>
+                      <a:ext cx="5580000" cy="1598437"/>
+                    </a:xfrm>
+                    <a:prstGeom prst="rect"/>
+                  </pic:spPr>
+                </pic:pic>
+              </a:graphicData>
+            </a:graphic>
+          </wp:inline>
+        </w:drawing>
+      </w:r>
+    </w:p>
+    <w:p>
+      <w:pPr>
+        <w:spacing w:before="80" w:after="240"/>
+        <w:jc w:val="left"/>
+      </w:pPr>
+      <w:r>
+        <w:rPr>
+          <w:rFonts w:ascii="Prompt" w:hAnsi="Prompt" w:eastAsia="Prompt" w:cs="Prompt"/>
+          <w:b w:val="0"/>
+          <w:color w:val="7D8A9E"/>
+          <w:sz w:val="20"/>
+        </w:rPr>
+        <w:t>▲ ภาพที่ 16  กดสถานะการดำเนินการเป็นประเมินแล้ว</w:t>
+      </w:r>
+    </w:p>
+    <w:p>
+      <w:pPr>
         <w:spacing w:after="80"/>
       </w:pPr>
       <w:r>
@@ -3817,6 +4642,61 @@
     </w:p>
     <w:p>
       <w:pPr>
+        <w:spacing w:after="40"/>
+        <w:jc w:val="center"/>
+      </w:pPr>
+      <w:r>
+        <w:drawing>
+          <wp:inline xmlns:a="http://schemas.openxmlformats.org/drawingml/2006/main" xmlns:pic="http://schemas.openxmlformats.org/drawingml/2006/picture">
+            <wp:extent cx="5580000" cy="1598437"/>
+            <wp:docPr id="18" name="Picture 18"/>
+            <wp:cNvGraphicFramePr>
+              <a:graphicFrameLocks noChangeAspect="1"/>
+            </wp:cNvGraphicFramePr>
+            <a:graphic>
+              <a:graphicData uri="http://schemas.openxmlformats.org/drawingml/2006/picture">
+                <pic:pic>
+                  <pic:nvPicPr>
+                    <pic:cNvPr id="0" name="Screenshot_mnt_ch5_4.png"/>
+                    <pic:cNvPicPr/>
+                  </pic:nvPicPr>
+                  <pic:blipFill>
+                    <a:blip r:embed="rId28"/>
+                    <a:stretch>
+                      <a:fillRect/>
+                    </a:stretch>
+                  </pic:blipFill>
+                  <pic:spPr>
+                    <a:xfrm>
+                      <a:off x="0" y="0"/>
+                      <a:ext cx="5580000" cy="1598437"/>
+                    </a:xfrm>
+                    <a:prstGeom prst="rect"/>
+                  </pic:spPr>
+                </pic:pic>
+              </a:graphicData>
+            </a:graphic>
+          </wp:inline>
+        </w:drawing>
+      </w:r>
+    </w:p>
+    <w:p>
+      <w:pPr>
+        <w:spacing w:before="80" w:after="240"/>
+        <w:jc w:val="left"/>
+      </w:pPr>
+      <w:r>
+        <w:rPr>
+          <w:rFonts w:ascii="Prompt" w:hAnsi="Prompt" w:eastAsia="Prompt" w:cs="Prompt"/>
+          <w:b w:val="0"/>
+          <w:color w:val="7D8A9E"/>
+          <w:sz w:val="20"/>
+        </w:rPr>
+        <w:t>▲ ภาพที่ 17  ย้ายขั้นตอนเป็นกำลังดำเนินการเมื่อช่างรับงาน</w:t>
+      </w:r>
+    </w:p>
+    <w:p>
+      <w:pPr>
         <w:spacing w:after="80"/>
       </w:pPr>
       <w:r>
@@ -3836,6 +4716,61 @@
           <w:sz w:val="24"/>
         </w:rPr>
         <w:t>ทำขั้นถัดไปตามตาราง เบิกอะไหล่ เปิด PR หรือแทงจำหน่าย</w:t>
+      </w:r>
+    </w:p>
+    <w:p>
+      <w:pPr>
+        <w:spacing w:after="40"/>
+        <w:jc w:val="center"/>
+      </w:pPr>
+      <w:r>
+        <w:drawing>
+          <wp:inline xmlns:a="http://schemas.openxmlformats.org/drawingml/2006/main" xmlns:pic="http://schemas.openxmlformats.org/drawingml/2006/picture">
+            <wp:extent cx="5580000" cy="1598437"/>
+            <wp:docPr id="19" name="Picture 19"/>
+            <wp:cNvGraphicFramePr>
+              <a:graphicFrameLocks noChangeAspect="1"/>
+            </wp:cNvGraphicFramePr>
+            <a:graphic>
+              <a:graphicData uri="http://schemas.openxmlformats.org/drawingml/2006/picture">
+                <pic:pic>
+                  <pic:nvPicPr>
+                    <pic:cNvPr id="0" name="Screenshot_mnt_ch5_5.png"/>
+                    <pic:cNvPicPr/>
+                  </pic:nvPicPr>
+                  <pic:blipFill>
+                    <a:blip r:embed="rId29"/>
+                    <a:stretch>
+                      <a:fillRect/>
+                    </a:stretch>
+                  </pic:blipFill>
+                  <pic:spPr>
+                    <a:xfrm>
+                      <a:off x="0" y="0"/>
+                      <a:ext cx="5580000" cy="1598437"/>
+                    </a:xfrm>
+                    <a:prstGeom prst="rect"/>
+                  </pic:spPr>
+                </pic:pic>
+              </a:graphicData>
+            </a:graphic>
+          </wp:inline>
+        </w:drawing>
+      </w:r>
+    </w:p>
+    <w:p>
+      <w:pPr>
+        <w:spacing w:before="80" w:after="240"/>
+        <w:jc w:val="left"/>
+      </w:pPr>
+      <w:r>
+        <w:rPr>
+          <w:rFonts w:ascii="Prompt" w:hAnsi="Prompt" w:eastAsia="Prompt" w:cs="Prompt"/>
+          <w:b w:val="0"/>
+          <w:color w:val="7D8A9E"/>
+          <w:sz w:val="20"/>
+        </w:rPr>
+        <w:t>▲ ภาพที่ 18  ปุ่มที่หัวคำขอ เช่น เบิกอะไหล่ จะเปิดตามผลการประเมินที่เลือก</w:t>
       </w:r>
     </w:p>
     <w:p>
@@ -3895,6 +4830,61 @@
     </w:p>
     <w:p>
       <w:pPr>
+        <w:spacing w:after="40"/>
+        <w:jc w:val="center"/>
+      </w:pPr>
+      <w:r>
+        <w:drawing>
+          <wp:inline xmlns:a="http://schemas.openxmlformats.org/drawingml/2006/main" xmlns:pic="http://schemas.openxmlformats.org/drawingml/2006/picture">
+            <wp:extent cx="5580000" cy="1598437"/>
+            <wp:docPr id="20" name="Picture 20"/>
+            <wp:cNvGraphicFramePr>
+              <a:graphicFrameLocks noChangeAspect="1"/>
+            </wp:cNvGraphicFramePr>
+            <a:graphic>
+              <a:graphicData uri="http://schemas.openxmlformats.org/drawingml/2006/picture">
+                <pic:pic>
+                  <pic:nvPicPr>
+                    <pic:cNvPr id="0" name="Screenshot_mnt_ch6_1.png"/>
+                    <pic:cNvPicPr/>
+                  </pic:nvPicPr>
+                  <pic:blipFill>
+                    <a:blip r:embed="rId30"/>
+                    <a:stretch>
+                      <a:fillRect/>
+                    </a:stretch>
+                  </pic:blipFill>
+                  <pic:spPr>
+                    <a:xfrm>
+                      <a:off x="0" y="0"/>
+                      <a:ext cx="5580000" cy="1598437"/>
+                    </a:xfrm>
+                    <a:prstGeom prst="rect"/>
+                  </pic:spPr>
+                </pic:pic>
+              </a:graphicData>
+            </a:graphic>
+          </wp:inline>
+        </w:drawing>
+      </w:r>
+    </w:p>
+    <w:p>
+      <w:pPr>
+        <w:spacing w:before="80" w:after="240"/>
+        <w:jc w:val="left"/>
+      </w:pPr>
+      <w:r>
+        <w:rPr>
+          <w:rFonts w:ascii="Prompt" w:hAnsi="Prompt" w:eastAsia="Prompt" w:cs="Prompt"/>
+          <w:b w:val="0"/>
+          <w:color w:val="7D8A9E"/>
+          <w:sz w:val="20"/>
+        </w:rPr>
+        <w:t>▲ ภาพที่ 19  กดเบิกอะไหล่ที่หัวคำขอ</w:t>
+      </w:r>
+    </w:p>
+    <w:p>
+      <w:pPr>
         <w:spacing w:after="80"/>
       </w:pPr>
       <w:r>
@@ -3914,6 +4904,61 @@
           <w:sz w:val="24"/>
         </w:rPr>
         <w:t>ระบบเปิดใบเบิกจากประเภทปฏิบัติการรหัส PARTS ชื่อเบิกอะไหล่</w:t>
+      </w:r>
+    </w:p>
+    <w:p>
+      <w:pPr>
+        <w:spacing w:after="40"/>
+        <w:jc w:val="center"/>
+      </w:pPr>
+      <w:r>
+        <w:drawing>
+          <wp:inline xmlns:a="http://schemas.openxmlformats.org/drawingml/2006/main" xmlns:pic="http://schemas.openxmlformats.org/drawingml/2006/picture">
+            <wp:extent cx="5580000" cy="3003125"/>
+            <wp:docPr id="21" name="Picture 21"/>
+            <wp:cNvGraphicFramePr>
+              <a:graphicFrameLocks noChangeAspect="1"/>
+            </wp:cNvGraphicFramePr>
+            <a:graphic>
+              <a:graphicData uri="http://schemas.openxmlformats.org/drawingml/2006/picture">
+                <pic:pic>
+                  <pic:nvPicPr>
+                    <pic:cNvPr id="0" name="Screenshot_mnt_ch6_2.png"/>
+                    <pic:cNvPicPr/>
+                  </pic:nvPicPr>
+                  <pic:blipFill>
+                    <a:blip r:embed="rId31"/>
+                    <a:stretch>
+                      <a:fillRect/>
+                    </a:stretch>
+                  </pic:blipFill>
+                  <pic:spPr>
+                    <a:xfrm>
+                      <a:off x="0" y="0"/>
+                      <a:ext cx="5580000" cy="3003125"/>
+                    </a:xfrm>
+                    <a:prstGeom prst="rect"/>
+                  </pic:spPr>
+                </pic:pic>
+              </a:graphicData>
+            </a:graphic>
+          </wp:inline>
+        </w:drawing>
+      </w:r>
+    </w:p>
+    <w:p>
+      <w:pPr>
+        <w:spacing w:before="80" w:after="240"/>
+        <w:jc w:val="left"/>
+      </w:pPr>
+      <w:r>
+        <w:rPr>
+          <w:rFonts w:ascii="Prompt" w:hAnsi="Prompt" w:eastAsia="Prompt" w:cs="Prompt"/>
+          <w:b w:val="0"/>
+          <w:color w:val="7D8A9E"/>
+          <w:sz w:val="20"/>
+        </w:rPr>
+        <w:t>▲ ภาพที่ 20  ระบบเปิดใบเบิกจากประเภทปฏิบัติการเบิกอะไหล่ พร้อมอ้างอิงคำขอซ่อมบำรุง</w:t>
       </w:r>
     </w:p>
     <w:p>
@@ -3941,6 +4986,116 @@
     </w:p>
     <w:p>
       <w:pPr>
+        <w:spacing w:after="40"/>
+        <w:jc w:val="center"/>
+      </w:pPr>
+      <w:r>
+        <w:drawing>
+          <wp:inline xmlns:a="http://schemas.openxmlformats.org/drawingml/2006/main" xmlns:pic="http://schemas.openxmlformats.org/drawingml/2006/picture">
+            <wp:extent cx="5580000" cy="3390625"/>
+            <wp:docPr id="22" name="Picture 22"/>
+            <wp:cNvGraphicFramePr>
+              <a:graphicFrameLocks noChangeAspect="1"/>
+            </wp:cNvGraphicFramePr>
+            <a:graphic>
+              <a:graphicData uri="http://schemas.openxmlformats.org/drawingml/2006/picture">
+                <pic:pic>
+                  <pic:nvPicPr>
+                    <pic:cNvPr id="0" name="Screenshot_mnt_ch6_3a.png"/>
+                    <pic:cNvPicPr/>
+                  </pic:nvPicPr>
+                  <pic:blipFill>
+                    <a:blip r:embed="rId32"/>
+                    <a:stretch>
+                      <a:fillRect/>
+                    </a:stretch>
+                  </pic:blipFill>
+                  <pic:spPr>
+                    <a:xfrm>
+                      <a:off x="0" y="0"/>
+                      <a:ext cx="5580000" cy="3390625"/>
+                    </a:xfrm>
+                    <a:prstGeom prst="rect"/>
+                  </pic:spPr>
+                </pic:pic>
+              </a:graphicData>
+            </a:graphic>
+          </wp:inline>
+        </w:drawing>
+      </w:r>
+    </w:p>
+    <w:p>
+      <w:pPr>
+        <w:spacing w:before="80" w:after="240"/>
+        <w:jc w:val="left"/>
+      </w:pPr>
+      <w:r>
+        <w:rPr>
+          <w:rFonts w:ascii="Prompt" w:hAnsi="Prompt" w:eastAsia="Prompt" w:cs="Prompt"/>
+          <w:b w:val="0"/>
+          <w:color w:val="7D8A9E"/>
+          <w:sz w:val="20"/>
+        </w:rPr>
+        <w:t>▲ ภาพที่ 21  เพิ่มรายการอะไหล่และจำนวนในใบเบิก แล้วกดตั้งเป็นสิ่งที่ต้องทำ</w:t>
+      </w:r>
+    </w:p>
+    <w:p>
+      <w:pPr>
+        <w:spacing w:after="40"/>
+        <w:jc w:val="center"/>
+      </w:pPr>
+      <w:r>
+        <w:drawing>
+          <wp:inline xmlns:a="http://schemas.openxmlformats.org/drawingml/2006/main" xmlns:pic="http://schemas.openxmlformats.org/drawingml/2006/picture">
+            <wp:extent cx="5580000" cy="3390625"/>
+            <wp:docPr id="23" name="Picture 23"/>
+            <wp:cNvGraphicFramePr>
+              <a:graphicFrameLocks noChangeAspect="1"/>
+            </wp:cNvGraphicFramePr>
+            <a:graphic>
+              <a:graphicData uri="http://schemas.openxmlformats.org/drawingml/2006/picture">
+                <pic:pic>
+                  <pic:nvPicPr>
+                    <pic:cNvPr id="0" name="Screenshot_mnt_ch6_3b.png"/>
+                    <pic:cNvPicPr/>
+                  </pic:nvPicPr>
+                  <pic:blipFill>
+                    <a:blip r:embed="rId33"/>
+                    <a:stretch>
+                      <a:fillRect/>
+                    </a:stretch>
+                  </pic:blipFill>
+                  <pic:spPr>
+                    <a:xfrm>
+                      <a:off x="0" y="0"/>
+                      <a:ext cx="5580000" cy="3390625"/>
+                    </a:xfrm>
+                    <a:prstGeom prst="rect"/>
+                  </pic:spPr>
+                </pic:pic>
+              </a:graphicData>
+            </a:graphic>
+          </wp:inline>
+        </w:drawing>
+      </w:r>
+    </w:p>
+    <w:p>
+      <w:pPr>
+        <w:spacing w:before="80" w:after="240"/>
+        <w:jc w:val="left"/>
+      </w:pPr>
+      <w:r>
+        <w:rPr>
+          <w:rFonts w:ascii="Prompt" w:hAnsi="Prompt" w:eastAsia="Prompt" w:cs="Prompt"/>
+          <w:b w:val="0"/>
+          <w:color w:val="7D8A9E"/>
+          <w:sz w:val="20"/>
+        </w:rPr>
+        <w:t>▲ ภาพที่ 22  กดตรวจสอบ เพื่อตัดจ่ายอะไหล่ออกจากคลัง</w:t>
+      </w:r>
+    </w:p>
+    <w:p>
+      <w:pPr>
         <w:spacing w:after="80"/>
       </w:pPr>
       <w:r>
@@ -3964,6 +5119,61 @@
     </w:p>
     <w:p>
       <w:pPr>
+        <w:spacing w:after="40"/>
+        <w:jc w:val="center"/>
+      </w:pPr>
+      <w:r>
+        <w:drawing>
+          <wp:inline xmlns:a="http://schemas.openxmlformats.org/drawingml/2006/main" xmlns:pic="http://schemas.openxmlformats.org/drawingml/2006/picture">
+            <wp:extent cx="5580000" cy="3100000"/>
+            <wp:docPr id="24" name="Picture 24"/>
+            <wp:cNvGraphicFramePr>
+              <a:graphicFrameLocks noChangeAspect="1"/>
+            </wp:cNvGraphicFramePr>
+            <a:graphic>
+              <a:graphicData uri="http://schemas.openxmlformats.org/drawingml/2006/picture">
+                <pic:pic>
+                  <pic:nvPicPr>
+                    <pic:cNvPr id="0" name="Screenshot_mnt_ch6_4.png"/>
+                    <pic:cNvPicPr/>
+                  </pic:nvPicPr>
+                  <pic:blipFill>
+                    <a:blip r:embed="rId34"/>
+                    <a:stretch>
+                      <a:fillRect/>
+                    </a:stretch>
+                  </pic:blipFill>
+                  <pic:spPr>
+                    <a:xfrm>
+                      <a:off x="0" y="0"/>
+                      <a:ext cx="5580000" cy="3100000"/>
+                    </a:xfrm>
+                    <a:prstGeom prst="rect"/>
+                  </pic:spPr>
+                </pic:pic>
+              </a:graphicData>
+            </a:graphic>
+          </wp:inline>
+        </w:drawing>
+      </w:r>
+    </w:p>
+    <w:p>
+      <w:pPr>
+        <w:spacing w:before="80" w:after="240"/>
+        <w:jc w:val="left"/>
+      </w:pPr>
+      <w:r>
+        <w:rPr>
+          <w:rFonts w:ascii="Prompt" w:hAnsi="Prompt" w:eastAsia="Prompt" w:cs="Prompt"/>
+          <w:b w:val="0"/>
+          <w:color w:val="7D8A9E"/>
+          <w:sz w:val="20"/>
+        </w:rPr>
+        <w:t>▲ ภาพที่ 23  แท็บอะไหล่ที่เบิก แสดงใบเบิก จำนวน ต้นทุน และมูลค่า</w:t>
+      </w:r>
+    </w:p>
+    <w:p>
+      <w:pPr>
         <w:spacing w:after="80"/>
       </w:pPr>
       <w:r>
@@ -3983,6 +5193,61 @@
           <w:sz w:val="24"/>
         </w:rPr>
         <w:t>ช่องมูลค่ารวมอะไหล่ที่หัวคำขอรวมมูลค่าของรายการที่ยังไม่ถูกยกเลิก</w:t>
+      </w:r>
+    </w:p>
+    <w:p>
+      <w:pPr>
+        <w:spacing w:after="40"/>
+        <w:jc w:val="center"/>
+      </w:pPr>
+      <w:r>
+        <w:drawing>
+          <wp:inline xmlns:a="http://schemas.openxmlformats.org/drawingml/2006/main" xmlns:pic="http://schemas.openxmlformats.org/drawingml/2006/picture">
+            <wp:extent cx="5580000" cy="3003125"/>
+            <wp:docPr id="25" name="Picture 25"/>
+            <wp:cNvGraphicFramePr>
+              <a:graphicFrameLocks noChangeAspect="1"/>
+            </wp:cNvGraphicFramePr>
+            <a:graphic>
+              <a:graphicData uri="http://schemas.openxmlformats.org/drawingml/2006/picture">
+                <pic:pic>
+                  <pic:nvPicPr>
+                    <pic:cNvPr id="0" name="Screenshot_mnt_ch6_5.png"/>
+                    <pic:cNvPicPr/>
+                  </pic:nvPicPr>
+                  <pic:blipFill>
+                    <a:blip r:embed="rId35"/>
+                    <a:stretch>
+                      <a:fillRect/>
+                    </a:stretch>
+                  </pic:blipFill>
+                  <pic:spPr>
+                    <a:xfrm>
+                      <a:off x="0" y="0"/>
+                      <a:ext cx="5580000" cy="3003125"/>
+                    </a:xfrm>
+                    <a:prstGeom prst="rect"/>
+                  </pic:spPr>
+                </pic:pic>
+              </a:graphicData>
+            </a:graphic>
+          </wp:inline>
+        </w:drawing>
+      </w:r>
+    </w:p>
+    <w:p>
+      <w:pPr>
+        <w:spacing w:before="80" w:after="240"/>
+        <w:jc w:val="left"/>
+      </w:pPr>
+      <w:r>
+        <w:rPr>
+          <w:rFonts w:ascii="Prompt" w:hAnsi="Prompt" w:eastAsia="Prompt" w:cs="Prompt"/>
+          <w:b w:val="0"/>
+          <w:color w:val="7D8A9E"/>
+          <w:sz w:val="20"/>
+        </w:rPr>
+        <w:t>▲ ภาพที่ 24  ช่องมูลค่ารวมอะไหล่ที่แท็บการตรวจสอบเบื้องต้น</w:t>
       </w:r>
     </w:p>
     <w:p>
@@ -4109,6 +5374,61 @@
     </w:p>
     <w:p>
       <w:pPr>
+        <w:spacing w:after="40"/>
+        <w:jc w:val="center"/>
+      </w:pPr>
+      <w:r>
+        <w:drawing>
+          <wp:inline xmlns:a="http://schemas.openxmlformats.org/drawingml/2006/main" xmlns:pic="http://schemas.openxmlformats.org/drawingml/2006/picture">
+            <wp:extent cx="5580000" cy="3100000"/>
+            <wp:docPr id="26" name="Picture 26"/>
+            <wp:cNvGraphicFramePr>
+              <a:graphicFrameLocks noChangeAspect="1"/>
+            </wp:cNvGraphicFramePr>
+            <a:graphic>
+              <a:graphicData uri="http://schemas.openxmlformats.org/drawingml/2006/picture">
+                <pic:pic>
+                  <pic:nvPicPr>
+                    <pic:cNvPr id="0" name="Screenshot_mnt_ch7_1.png"/>
+                    <pic:cNvPicPr/>
+                  </pic:nvPicPr>
+                  <pic:blipFill>
+                    <a:blip r:embed="rId36"/>
+                    <a:stretch>
+                      <a:fillRect/>
+                    </a:stretch>
+                  </pic:blipFill>
+                  <pic:spPr>
+                    <a:xfrm>
+                      <a:off x="0" y="0"/>
+                      <a:ext cx="5580000" cy="3100000"/>
+                    </a:xfrm>
+                    <a:prstGeom prst="rect"/>
+                  </pic:spPr>
+                </pic:pic>
+              </a:graphicData>
+            </a:graphic>
+          </wp:inline>
+        </w:drawing>
+      </w:r>
+    </w:p>
+    <w:p>
+      <w:pPr>
+        <w:spacing w:before="80" w:after="240"/>
+        <w:jc w:val="left"/>
+      </w:pPr>
+      <w:r>
+        <w:rPr>
+          <w:rFonts w:ascii="Prompt" w:hAnsi="Prompt" w:eastAsia="Prompt" w:cs="Prompt"/>
+          <w:b w:val="0"/>
+          <w:color w:val="7D8A9E"/>
+          <w:sz w:val="20"/>
+        </w:rPr>
+        <w:t>▲ ภาพที่ 25  เลือกผลการประเมินเป็นซ่อมได้ไม่มีอะไหล่ แล้วบันทึก ปุ่มเปิด PR จะปรากฏ</w:t>
+      </w:r>
+    </w:p>
+    <w:p>
+      <w:pPr>
         <w:spacing w:after="80"/>
       </w:pPr>
       <w:r>
@@ -4128,6 +5448,61 @@
           <w:sz w:val="24"/>
         </w:rPr>
         <w:t>กดเปิด PR</w:t>
+      </w:r>
+    </w:p>
+    <w:p>
+      <w:pPr>
+        <w:spacing w:after="40"/>
+        <w:jc w:val="center"/>
+      </w:pPr>
+      <w:r>
+        <w:drawing>
+          <wp:inline xmlns:a="http://schemas.openxmlformats.org/drawingml/2006/main" xmlns:pic="http://schemas.openxmlformats.org/drawingml/2006/picture">
+            <wp:extent cx="5580000" cy="1598437"/>
+            <wp:docPr id="27" name="Picture 27"/>
+            <wp:cNvGraphicFramePr>
+              <a:graphicFrameLocks noChangeAspect="1"/>
+            </wp:cNvGraphicFramePr>
+            <a:graphic>
+              <a:graphicData uri="http://schemas.openxmlformats.org/drawingml/2006/picture">
+                <pic:pic>
+                  <pic:nvPicPr>
+                    <pic:cNvPr id="0" name="Screenshot_mnt_ch7_2.png"/>
+                    <pic:cNvPicPr/>
+                  </pic:nvPicPr>
+                  <pic:blipFill>
+                    <a:blip r:embed="rId37"/>
+                    <a:stretch>
+                      <a:fillRect/>
+                    </a:stretch>
+                  </pic:blipFill>
+                  <pic:spPr>
+                    <a:xfrm>
+                      <a:off x="0" y="0"/>
+                      <a:ext cx="5580000" cy="1598437"/>
+                    </a:xfrm>
+                    <a:prstGeom prst="rect"/>
+                  </pic:spPr>
+                </pic:pic>
+              </a:graphicData>
+            </a:graphic>
+          </wp:inline>
+        </w:drawing>
+      </w:r>
+    </w:p>
+    <w:p>
+      <w:pPr>
+        <w:spacing w:before="80" w:after="240"/>
+        <w:jc w:val="left"/>
+      </w:pPr>
+      <w:r>
+        <w:rPr>
+          <w:rFonts w:ascii="Prompt" w:hAnsi="Prompt" w:eastAsia="Prompt" w:cs="Prompt"/>
+          <w:b w:val="0"/>
+          <w:color w:val="7D8A9E"/>
+          <w:sz w:val="20"/>
+        </w:rPr>
+        <w:t>▲ ภาพที่ 26  กดเปิด PR ที่หัวคำขอ</w:t>
       </w:r>
     </w:p>
     <w:p>
@@ -4155,6 +5530,61 @@
     </w:p>
     <w:p>
       <w:pPr>
+        <w:spacing w:after="40"/>
+        <w:jc w:val="center"/>
+      </w:pPr>
+      <w:r>
+        <w:drawing>
+          <wp:inline xmlns:a="http://schemas.openxmlformats.org/drawingml/2006/main" xmlns:pic="http://schemas.openxmlformats.org/drawingml/2006/picture">
+            <wp:extent cx="5580000" cy="3390625"/>
+            <wp:docPr id="28" name="Picture 28"/>
+            <wp:cNvGraphicFramePr>
+              <a:graphicFrameLocks noChangeAspect="1"/>
+            </wp:cNvGraphicFramePr>
+            <a:graphic>
+              <a:graphicData uri="http://schemas.openxmlformats.org/drawingml/2006/picture">
+                <pic:pic>
+                  <pic:nvPicPr>
+                    <pic:cNvPr id="0" name="Screenshot_mnt_ch7_3.png"/>
+                    <pic:cNvPicPr/>
+                  </pic:nvPicPr>
+                  <pic:blipFill>
+                    <a:blip r:embed="rId38"/>
+                    <a:stretch>
+                      <a:fillRect/>
+                    </a:stretch>
+                  </pic:blipFill>
+                  <pic:spPr>
+                    <a:xfrm>
+                      <a:off x="0" y="0"/>
+                      <a:ext cx="5580000" cy="3390625"/>
+                    </a:xfrm>
+                    <a:prstGeom prst="rect"/>
+                  </pic:spPr>
+                </pic:pic>
+              </a:graphicData>
+            </a:graphic>
+          </wp:inline>
+        </w:drawing>
+      </w:r>
+    </w:p>
+    <w:p>
+      <w:pPr>
+        <w:spacing w:before="80" w:after="240"/>
+        <w:jc w:val="left"/>
+      </w:pPr>
+      <w:r>
+        <w:rPr>
+          <w:rFonts w:ascii="Prompt" w:hAnsi="Prompt" w:eastAsia="Prompt" w:cs="Prompt"/>
+          <w:b w:val="0"/>
+          <w:color w:val="7D8A9E"/>
+          <w:sz w:val="20"/>
+        </w:rPr>
+        <w:t>▲ ภาพที่ 27  ใบขอซื้อที่สร้างขึ้น มีบรรทัดบริการ จ้างซ่อมภายนอก รหัส SVC-OUTSRC-REPAIR จำนวน 1</w:t>
+      </w:r>
+    </w:p>
+    <w:p>
+      <w:pPr>
         <w:spacing w:after="80"/>
       </w:pPr>
       <w:r>
@@ -4174,6 +5604,61 @@
           <w:sz w:val="24"/>
         </w:rPr>
         <w:t>ราคาประมาณการเริ่มที่ 0.00 ให้ใส่ราคาที่จะขออนุมัติก่อนส่งใบขอซื้อ</w:t>
+      </w:r>
+    </w:p>
+    <w:p>
+      <w:pPr>
+        <w:spacing w:after="40"/>
+        <w:jc w:val="center"/>
+      </w:pPr>
+      <w:r>
+        <w:drawing>
+          <wp:inline xmlns:a="http://schemas.openxmlformats.org/drawingml/2006/main" xmlns:pic="http://schemas.openxmlformats.org/drawingml/2006/picture">
+            <wp:extent cx="5580000" cy="3390625"/>
+            <wp:docPr id="29" name="Picture 29"/>
+            <wp:cNvGraphicFramePr>
+              <a:graphicFrameLocks noChangeAspect="1"/>
+            </wp:cNvGraphicFramePr>
+            <a:graphic>
+              <a:graphicData uri="http://schemas.openxmlformats.org/drawingml/2006/picture">
+                <pic:pic>
+                  <pic:nvPicPr>
+                    <pic:cNvPr id="0" name="Screenshot_mnt_ch7_4.png"/>
+                    <pic:cNvPicPr/>
+                  </pic:nvPicPr>
+                  <pic:blipFill>
+                    <a:blip r:embed="rId39"/>
+                    <a:stretch>
+                      <a:fillRect/>
+                    </a:stretch>
+                  </pic:blipFill>
+                  <pic:spPr>
+                    <a:xfrm>
+                      <a:off x="0" y="0"/>
+                      <a:ext cx="5580000" cy="3390625"/>
+                    </a:xfrm>
+                    <a:prstGeom prst="rect"/>
+                  </pic:spPr>
+                </pic:pic>
+              </a:graphicData>
+            </a:graphic>
+          </wp:inline>
+        </w:drawing>
+      </w:r>
+    </w:p>
+    <w:p>
+      <w:pPr>
+        <w:spacing w:before="80" w:after="240"/>
+        <w:jc w:val="left"/>
+      </w:pPr>
+      <w:r>
+        <w:rPr>
+          <w:rFonts w:ascii="Prompt" w:hAnsi="Prompt" w:eastAsia="Prompt" w:cs="Prompt"/>
+          <w:b w:val="0"/>
+          <w:color w:val="7D8A9E"/>
+          <w:sz w:val="20"/>
+        </w:rPr>
+        <w:t>▲ ภาพที่ 28  ใส่ราคาต่อหน่วยที่จะขออนุมัติ ช่องงบประมาณคำนวณตามราคา</w:t>
       </w:r>
     </w:p>
     <w:p>
@@ -4201,6 +5686,61 @@
     </w:p>
     <w:p>
       <w:pPr>
+        <w:spacing w:after="40"/>
+        <w:jc w:val="center"/>
+      </w:pPr>
+      <w:r>
+        <w:drawing>
+          <wp:inline xmlns:a="http://schemas.openxmlformats.org/drawingml/2006/main" xmlns:pic="http://schemas.openxmlformats.org/drawingml/2006/picture">
+            <wp:extent cx="5580000" cy="1598437"/>
+            <wp:docPr id="30" name="Picture 30"/>
+            <wp:cNvGraphicFramePr>
+              <a:graphicFrameLocks noChangeAspect="1"/>
+            </wp:cNvGraphicFramePr>
+            <a:graphic>
+              <a:graphicData uri="http://schemas.openxmlformats.org/drawingml/2006/picture">
+                <pic:pic>
+                  <pic:nvPicPr>
+                    <pic:cNvPr id="0" name="Screenshot_mnt_ch7_5.png"/>
+                    <pic:cNvPicPr/>
+                  </pic:nvPicPr>
+                  <pic:blipFill>
+                    <a:blip r:embed="rId40"/>
+                    <a:stretch>
+                      <a:fillRect/>
+                    </a:stretch>
+                  </pic:blipFill>
+                  <pic:spPr>
+                    <a:xfrm>
+                      <a:off x="0" y="0"/>
+                      <a:ext cx="5580000" cy="1598437"/>
+                    </a:xfrm>
+                    <a:prstGeom prst="rect"/>
+                  </pic:spPr>
+                </pic:pic>
+              </a:graphicData>
+            </a:graphic>
+          </wp:inline>
+        </w:drawing>
+      </w:r>
+    </w:p>
+    <w:p>
+      <w:pPr>
+        <w:spacing w:before="80" w:after="240"/>
+        <w:jc w:val="left"/>
+      </w:pPr>
+      <w:r>
+        <w:rPr>
+          <w:rFonts w:ascii="Prompt" w:hAnsi="Prompt" w:eastAsia="Prompt" w:cs="Prompt"/>
+          <w:b w:val="0"/>
+          <w:color w:val="7D8A9E"/>
+          <w:sz w:val="20"/>
+        </w:rPr>
+        <w:t>▲ ภาพที่ 29  เดินใบขอซื้อต่อ เช่น กดส่งพัสดุ ตามระบบจัดซื้อจัดจ้าง</w:t>
+      </w:r>
+    </w:p>
+    <w:p>
+      <w:pPr>
         <w:spacing w:after="80"/>
       </w:pPr>
       <w:r>
@@ -4220,6 +5760,61 @@
           <w:sz w:val="24"/>
         </w:rPr>
         <w:t>ปุ่ม PR ที่มุมคำขอเปิดใบขอซื้อที่ผูกไว้</w:t>
+      </w:r>
+    </w:p>
+    <w:p>
+      <w:pPr>
+        <w:spacing w:after="40"/>
+        <w:jc w:val="center"/>
+      </w:pPr>
+      <w:r>
+        <w:drawing>
+          <wp:inline xmlns:a="http://schemas.openxmlformats.org/drawingml/2006/main" xmlns:pic="http://schemas.openxmlformats.org/drawingml/2006/picture">
+            <wp:extent cx="5580000" cy="1598437"/>
+            <wp:docPr id="31" name="Picture 31"/>
+            <wp:cNvGraphicFramePr>
+              <a:graphicFrameLocks noChangeAspect="1"/>
+            </wp:cNvGraphicFramePr>
+            <a:graphic>
+              <a:graphicData uri="http://schemas.openxmlformats.org/drawingml/2006/picture">
+                <pic:pic>
+                  <pic:nvPicPr>
+                    <pic:cNvPr id="0" name="Screenshot_mnt_ch7_6.png"/>
+                    <pic:cNvPicPr/>
+                  </pic:nvPicPr>
+                  <pic:blipFill>
+                    <a:blip r:embed="rId41"/>
+                    <a:stretch>
+                      <a:fillRect/>
+                    </a:stretch>
+                  </pic:blipFill>
+                  <pic:spPr>
+                    <a:xfrm>
+                      <a:off x="0" y="0"/>
+                      <a:ext cx="5580000" cy="1598437"/>
+                    </a:xfrm>
+                    <a:prstGeom prst="rect"/>
+                  </pic:spPr>
+                </pic:pic>
+              </a:graphicData>
+            </a:graphic>
+          </wp:inline>
+        </w:drawing>
+      </w:r>
+    </w:p>
+    <w:p>
+      <w:pPr>
+        <w:spacing w:before="80" w:after="240"/>
+        <w:jc w:val="left"/>
+      </w:pPr>
+      <w:r>
+        <w:rPr>
+          <w:rFonts w:ascii="Prompt" w:hAnsi="Prompt" w:eastAsia="Prompt" w:cs="Prompt"/>
+          <w:b w:val="0"/>
+          <w:color w:val="7D8A9E"/>
+          <w:sz w:val="20"/>
+        </w:rPr>
+        <w:t>▲ ภาพที่ 30  ปุ่ม PR ที่มุมคำขอ เปิดใบขอซื้อที่ผูกไว้</w:t>
       </w:r>
     </w:p>
     <w:tbl>
@@ -4332,6 +5927,61 @@
     </w:p>
     <w:p>
       <w:pPr>
+        <w:spacing w:after="40"/>
+        <w:jc w:val="center"/>
+      </w:pPr>
+      <w:r>
+        <w:drawing>
+          <wp:inline xmlns:a="http://schemas.openxmlformats.org/drawingml/2006/main" xmlns:pic="http://schemas.openxmlformats.org/drawingml/2006/picture">
+            <wp:extent cx="5580000" cy="3100000"/>
+            <wp:docPr id="32" name="Picture 32"/>
+            <wp:cNvGraphicFramePr>
+              <a:graphicFrameLocks noChangeAspect="1"/>
+            </wp:cNvGraphicFramePr>
+            <a:graphic>
+              <a:graphicData uri="http://schemas.openxmlformats.org/drawingml/2006/picture">
+                <pic:pic>
+                  <pic:nvPicPr>
+                    <pic:cNvPr id="0" name="Screenshot_mnt_ch8_1.png"/>
+                    <pic:cNvPicPr/>
+                  </pic:nvPicPr>
+                  <pic:blipFill>
+                    <a:blip r:embed="rId42"/>
+                    <a:stretch>
+                      <a:fillRect/>
+                    </a:stretch>
+                  </pic:blipFill>
+                  <pic:spPr>
+                    <a:xfrm>
+                      <a:off x="0" y="0"/>
+                      <a:ext cx="5580000" cy="3100000"/>
+                    </a:xfrm>
+                    <a:prstGeom prst="rect"/>
+                  </pic:spPr>
+                </pic:pic>
+              </a:graphicData>
+            </a:graphic>
+          </wp:inline>
+        </w:drawing>
+      </w:r>
+    </w:p>
+    <w:p>
+      <w:pPr>
+        <w:spacing w:before="80" w:after="240"/>
+        <w:jc w:val="left"/>
+      </w:pPr>
+      <w:r>
+        <w:rPr>
+          <w:rFonts w:ascii="Prompt" w:hAnsi="Prompt" w:eastAsia="Prompt" w:cs="Prompt"/>
+          <w:b w:val="0"/>
+          <w:color w:val="7D8A9E"/>
+          <w:sz w:val="20"/>
+        </w:rPr>
+        <w:t>▲ ภาพที่ 31  เลือกผลการประเมินเป็นซ่อมไม่คุ้มแทงจำหน่าย</w:t>
+      </w:r>
+    </w:p>
+    <w:p>
+      <w:pPr>
         <w:spacing w:after="80"/>
       </w:pPr>
       <w:r>
@@ -4351,6 +6001,61 @@
           <w:sz w:val="24"/>
         </w:rPr>
         <w:t>ตรวจว่าช่องทรัพย์สินบนคำขอมีค่า ถ้าไม่มี ให้นำอุปกรณ์ไปสร้างจากบัตรก่อน</w:t>
+      </w:r>
+    </w:p>
+    <w:p>
+      <w:pPr>
+        <w:spacing w:after="40"/>
+        <w:jc w:val="center"/>
+      </w:pPr>
+      <w:r>
+        <w:drawing>
+          <wp:inline xmlns:a="http://schemas.openxmlformats.org/drawingml/2006/main" xmlns:pic="http://schemas.openxmlformats.org/drawingml/2006/picture">
+            <wp:extent cx="5580000" cy="4068750"/>
+            <wp:docPr id="33" name="Picture 33"/>
+            <wp:cNvGraphicFramePr>
+              <a:graphicFrameLocks noChangeAspect="1"/>
+            </wp:cNvGraphicFramePr>
+            <a:graphic>
+              <a:graphicData uri="http://schemas.openxmlformats.org/drawingml/2006/picture">
+                <pic:pic>
+                  <pic:nvPicPr>
+                    <pic:cNvPr id="0" name="Screenshot_mnt_ch8_2.png"/>
+                    <pic:cNvPicPr/>
+                  </pic:nvPicPr>
+                  <pic:blipFill>
+                    <a:blip r:embed="rId43"/>
+                    <a:stretch>
+                      <a:fillRect/>
+                    </a:stretch>
+                  </pic:blipFill>
+                  <pic:spPr>
+                    <a:xfrm>
+                      <a:off x="0" y="0"/>
+                      <a:ext cx="5580000" cy="4068750"/>
+                    </a:xfrm>
+                    <a:prstGeom prst="rect"/>
+                  </pic:spPr>
+                </pic:pic>
+              </a:graphicData>
+            </a:graphic>
+          </wp:inline>
+        </w:drawing>
+      </w:r>
+    </w:p>
+    <w:p>
+      <w:pPr>
+        <w:spacing w:before="80" w:after="240"/>
+        <w:jc w:val="left"/>
+      </w:pPr>
+      <w:r>
+        <w:rPr>
+          <w:rFonts w:ascii="Prompt" w:hAnsi="Prompt" w:eastAsia="Prompt" w:cs="Prompt"/>
+          <w:b w:val="0"/>
+          <w:color w:val="7D8A9E"/>
+          <w:sz w:val="20"/>
+        </w:rPr>
+        <w:t>▲ ภาพที่ 32  ตรวจว่าช่องหมายเลขครุภัณฑ์บนคำขอมีค่า</w:t>
       </w:r>
     </w:p>
     <w:p>
@@ -4378,6 +6083,61 @@
     </w:p>
     <w:p>
       <w:pPr>
+        <w:spacing w:after="40"/>
+        <w:jc w:val="center"/>
+      </w:pPr>
+      <w:r>
+        <w:drawing>
+          <wp:inline xmlns:a="http://schemas.openxmlformats.org/drawingml/2006/main" xmlns:pic="http://schemas.openxmlformats.org/drawingml/2006/picture">
+            <wp:extent cx="5580000" cy="1598437"/>
+            <wp:docPr id="34" name="Picture 34"/>
+            <wp:cNvGraphicFramePr>
+              <a:graphicFrameLocks noChangeAspect="1"/>
+            </wp:cNvGraphicFramePr>
+            <a:graphic>
+              <a:graphicData uri="http://schemas.openxmlformats.org/drawingml/2006/picture">
+                <pic:pic>
+                  <pic:nvPicPr>
+                    <pic:cNvPr id="0" name="Screenshot_mnt_ch8_3.png"/>
+                    <pic:cNvPicPr/>
+                  </pic:nvPicPr>
+                  <pic:blipFill>
+                    <a:blip r:embed="rId44"/>
+                    <a:stretch>
+                      <a:fillRect/>
+                    </a:stretch>
+                  </pic:blipFill>
+                  <pic:spPr>
+                    <a:xfrm>
+                      <a:off x="0" y="0"/>
+                      <a:ext cx="5580000" cy="1598437"/>
+                    </a:xfrm>
+                    <a:prstGeom prst="rect"/>
+                  </pic:spPr>
+                </pic:pic>
+              </a:graphicData>
+            </a:graphic>
+          </wp:inline>
+        </w:drawing>
+      </w:r>
+    </w:p>
+    <w:p>
+      <w:pPr>
+        <w:spacing w:before="80" w:after="240"/>
+        <w:jc w:val="left"/>
+      </w:pPr>
+      <w:r>
+        <w:rPr>
+          <w:rFonts w:ascii="Prompt" w:hAnsi="Prompt" w:eastAsia="Prompt" w:cs="Prompt"/>
+          <w:b w:val="0"/>
+          <w:color w:val="7D8A9E"/>
+          <w:sz w:val="20"/>
+        </w:rPr>
+        <w:t>▲ ภาพที่ 33  ปุ่มแทงจำหน่ายที่หัวคำขอ</w:t>
+      </w:r>
+    </w:p>
+    <w:p>
+      <w:pPr>
         <w:spacing w:after="80"/>
       </w:pPr>
       <w:r>
@@ -4397,6 +6157,61 @@
           <w:sz w:val="24"/>
         </w:rPr>
         <w:t>สถานะการดำเนินการของคำขอเป็นรอจำหน่าย</w:t>
+      </w:r>
+    </w:p>
+    <w:p>
+      <w:pPr>
+        <w:spacing w:after="40"/>
+        <w:jc w:val="center"/>
+      </w:pPr>
+      <w:r>
+        <w:drawing>
+          <wp:inline xmlns:a="http://schemas.openxmlformats.org/drawingml/2006/main" xmlns:pic="http://schemas.openxmlformats.org/drawingml/2006/picture">
+            <wp:extent cx="5580000" cy="1598437"/>
+            <wp:docPr id="35" name="Picture 35"/>
+            <wp:cNvGraphicFramePr>
+              <a:graphicFrameLocks noChangeAspect="1"/>
+            </wp:cNvGraphicFramePr>
+            <a:graphic>
+              <a:graphicData uri="http://schemas.openxmlformats.org/drawingml/2006/picture">
+                <pic:pic>
+                  <pic:nvPicPr>
+                    <pic:cNvPr id="0" name="Screenshot_mnt_ch8_4.png"/>
+                    <pic:cNvPicPr/>
+                  </pic:nvPicPr>
+                  <pic:blipFill>
+                    <a:blip r:embed="rId45"/>
+                    <a:stretch>
+                      <a:fillRect/>
+                    </a:stretch>
+                  </pic:blipFill>
+                  <pic:spPr>
+                    <a:xfrm>
+                      <a:off x="0" y="0"/>
+                      <a:ext cx="5580000" cy="1598437"/>
+                    </a:xfrm>
+                    <a:prstGeom prst="rect"/>
+                  </pic:spPr>
+                </pic:pic>
+              </a:graphicData>
+            </a:graphic>
+          </wp:inline>
+        </w:drawing>
+      </w:r>
+    </w:p>
+    <w:p>
+      <w:pPr>
+        <w:spacing w:before="80" w:after="240"/>
+        <w:jc w:val="left"/>
+      </w:pPr>
+      <w:r>
+        <w:rPr>
+          <w:rFonts w:ascii="Prompt" w:hAnsi="Prompt" w:eastAsia="Prompt" w:cs="Prompt"/>
+          <w:b w:val="0"/>
+          <w:color w:val="7D8A9E"/>
+          <w:sz w:val="20"/>
+        </w:rPr>
+        <w:t>▲ ภาพที่ 34  สถานะการดำเนินการของคำขอเป็นรอจำหน่าย</w:t>
       </w:r>
     </w:p>
     <w:p>
@@ -4424,6 +6239,61 @@
     </w:p>
     <w:p>
       <w:pPr>
+        <w:spacing w:after="40"/>
+        <w:jc w:val="center"/>
+      </w:pPr>
+      <w:r>
+        <w:drawing>
+          <wp:inline xmlns:a="http://schemas.openxmlformats.org/drawingml/2006/main" xmlns:pic="http://schemas.openxmlformats.org/drawingml/2006/picture">
+            <wp:extent cx="5580000" cy="3487500"/>
+            <wp:docPr id="36" name="Picture 36"/>
+            <wp:cNvGraphicFramePr>
+              <a:graphicFrameLocks noChangeAspect="1"/>
+            </wp:cNvGraphicFramePr>
+            <a:graphic>
+              <a:graphicData uri="http://schemas.openxmlformats.org/drawingml/2006/picture">
+                <pic:pic>
+                  <pic:nvPicPr>
+                    <pic:cNvPr id="0" name="Screenshot_mnt_ch8_5.png"/>
+                    <pic:cNvPicPr/>
+                  </pic:nvPicPr>
+                  <pic:blipFill>
+                    <a:blip r:embed="rId46"/>
+                    <a:stretch>
+                      <a:fillRect/>
+                    </a:stretch>
+                  </pic:blipFill>
+                  <pic:spPr>
+                    <a:xfrm>
+                      <a:off x="0" y="0"/>
+                      <a:ext cx="5580000" cy="3487500"/>
+                    </a:xfrm>
+                    <a:prstGeom prst="rect"/>
+                  </pic:spPr>
+                </pic:pic>
+              </a:graphicData>
+            </a:graphic>
+          </wp:inline>
+        </w:drawing>
+      </w:r>
+    </w:p>
+    <w:p>
+      <w:pPr>
+        <w:spacing w:before="80" w:after="240"/>
+        <w:jc w:val="left"/>
+      </w:pPr>
+      <w:r>
+        <w:rPr>
+          <w:rFonts w:ascii="Prompt" w:hAnsi="Prompt" w:eastAsia="Prompt" w:cs="Prompt"/>
+          <w:b w:val="0"/>
+          <w:color w:val="7D8A9E"/>
+          <w:sz w:val="20"/>
+        </w:rPr>
+        <w:t>▲ ภาพที่ 35  Sub-Status บนบัตรสินทรัพย์เป็นรอจำหน่าย</w:t>
+      </w:r>
+    </w:p>
+    <w:p>
+      <w:pPr>
         <w:spacing w:after="80"/>
       </w:pPr>
       <w:r>
@@ -4443,6 +6313,61 @@
           <w:sz w:val="24"/>
         </w:rPr>
         <w:t>เปิดใบขออนุมัติจำหน่ายในระบบจัดการสินทรัพย์ แล้วเดินเรื่องตัดจำหน่ายต่อที่นั่น</w:t>
+      </w:r>
+    </w:p>
+    <w:p>
+      <w:pPr>
+        <w:spacing w:after="40"/>
+        <w:jc w:val="center"/>
+      </w:pPr>
+      <w:r>
+        <w:drawing>
+          <wp:inline xmlns:a="http://schemas.openxmlformats.org/drawingml/2006/main" xmlns:pic="http://schemas.openxmlformats.org/drawingml/2006/picture">
+            <wp:extent cx="5580000" cy="2945000"/>
+            <wp:docPr id="37" name="Picture 37"/>
+            <wp:cNvGraphicFramePr>
+              <a:graphicFrameLocks noChangeAspect="1"/>
+            </wp:cNvGraphicFramePr>
+            <a:graphic>
+              <a:graphicData uri="http://schemas.openxmlformats.org/drawingml/2006/picture">
+                <pic:pic>
+                  <pic:nvPicPr>
+                    <pic:cNvPr id="0" name="Screenshot_mnt_ch8_6.png"/>
+                    <pic:cNvPicPr/>
+                  </pic:nvPicPr>
+                  <pic:blipFill>
+                    <a:blip r:embed="rId47"/>
+                    <a:stretch>
+                      <a:fillRect/>
+                    </a:stretch>
+                  </pic:blipFill>
+                  <pic:spPr>
+                    <a:xfrm>
+                      <a:off x="0" y="0"/>
+                      <a:ext cx="5580000" cy="2945000"/>
+                    </a:xfrm>
+                    <a:prstGeom prst="rect"/>
+                  </pic:spPr>
+                </pic:pic>
+              </a:graphicData>
+            </a:graphic>
+          </wp:inline>
+        </w:drawing>
+      </w:r>
+    </w:p>
+    <w:p>
+      <w:pPr>
+        <w:spacing w:before="80" w:after="240"/>
+        <w:jc w:val="left"/>
+      </w:pPr>
+      <w:r>
+        <w:rPr>
+          <w:rFonts w:ascii="Prompt" w:hAnsi="Prompt" w:eastAsia="Prompt" w:cs="Prompt"/>
+          <w:b w:val="0"/>
+          <w:color w:val="7D8A9E"/>
+          <w:sz w:val="20"/>
+        </w:rPr>
+        <w:t>▲ ภาพที่ 36  เมนูใบขออนุมัติจำหน่ายในระบบจัดการสินทรัพย์ ใช้เดินเรื่องตัดจำหน่ายต่อ</w:t>
       </w:r>
     </w:p>
     <w:tbl>
@@ -4556,6 +6481,61 @@
     </w:p>
     <w:p>
       <w:pPr>
+        <w:spacing w:after="40"/>
+        <w:jc w:val="center"/>
+      </w:pPr>
+      <w:r>
+        <w:drawing>
+          <wp:inline xmlns:a="http://schemas.openxmlformats.org/drawingml/2006/main" xmlns:pic="http://schemas.openxmlformats.org/drawingml/2006/picture">
+            <wp:extent cx="5580000" cy="1598437"/>
+            <wp:docPr id="38" name="Picture 38"/>
+            <wp:cNvGraphicFramePr>
+              <a:graphicFrameLocks noChangeAspect="1"/>
+            </wp:cNvGraphicFramePr>
+            <a:graphic>
+              <a:graphicData uri="http://schemas.openxmlformats.org/drawingml/2006/picture">
+                <pic:pic>
+                  <pic:nvPicPr>
+                    <pic:cNvPr id="0" name="Screenshot_mnt_ch9_1.png"/>
+                    <pic:cNvPicPr/>
+                  </pic:nvPicPr>
+                  <pic:blipFill>
+                    <a:blip r:embed="rId48"/>
+                    <a:stretch>
+                      <a:fillRect/>
+                    </a:stretch>
+                  </pic:blipFill>
+                  <pic:spPr>
+                    <a:xfrm>
+                      <a:off x="0" y="0"/>
+                      <a:ext cx="5580000" cy="1598437"/>
+                    </a:xfrm>
+                    <a:prstGeom prst="rect"/>
+                  </pic:spPr>
+                </pic:pic>
+              </a:graphicData>
+            </a:graphic>
+          </wp:inline>
+        </w:drawing>
+      </w:r>
+    </w:p>
+    <w:p>
+      <w:pPr>
+        <w:spacing w:before="80" w:after="240"/>
+        <w:jc w:val="left"/>
+      </w:pPr>
+      <w:r>
+        <w:rPr>
+          <w:rFonts w:ascii="Prompt" w:hAnsi="Prompt" w:eastAsia="Prompt" w:cs="Prompt"/>
+          <w:b w:val="0"/>
+          <w:color w:val="7D8A9E"/>
+          <w:sz w:val="20"/>
+        </w:rPr>
+        <w:t>▲ ภาพที่ 37  ตรวจว่าใบเบิกอะไหล่อยู่สถานะเสร็จสิ้นแล้ว</w:t>
+      </w:r>
+    </w:p>
+    <w:p>
+      <w:pPr>
         <w:spacing w:after="80"/>
       </w:pPr>
       <w:r>
@@ -4575,6 +6555,61 @@
           <w:sz w:val="24"/>
         </w:rPr>
         <w:t>ที่คำขอ ย้ายขั้นตอนจากกำลังดำเนินการ เป็นซ่อมแล้ว</w:t>
+      </w:r>
+    </w:p>
+    <w:p>
+      <w:pPr>
+        <w:spacing w:after="40"/>
+        <w:jc w:val="center"/>
+      </w:pPr>
+      <w:r>
+        <w:drawing>
+          <wp:inline xmlns:a="http://schemas.openxmlformats.org/drawingml/2006/main" xmlns:pic="http://schemas.openxmlformats.org/drawingml/2006/picture">
+            <wp:extent cx="5580000" cy="1598437"/>
+            <wp:docPr id="39" name="Picture 39"/>
+            <wp:cNvGraphicFramePr>
+              <a:graphicFrameLocks noChangeAspect="1"/>
+            </wp:cNvGraphicFramePr>
+            <a:graphic>
+              <a:graphicData uri="http://schemas.openxmlformats.org/drawingml/2006/picture">
+                <pic:pic>
+                  <pic:nvPicPr>
+                    <pic:cNvPr id="0" name="Screenshot_mnt_ch9_2.png"/>
+                    <pic:cNvPicPr/>
+                  </pic:nvPicPr>
+                  <pic:blipFill>
+                    <a:blip r:embed="rId49"/>
+                    <a:stretch>
+                      <a:fillRect/>
+                    </a:stretch>
+                  </pic:blipFill>
+                  <pic:spPr>
+                    <a:xfrm>
+                      <a:off x="0" y="0"/>
+                      <a:ext cx="5580000" cy="1598437"/>
+                    </a:xfrm>
+                    <a:prstGeom prst="rect"/>
+                  </pic:spPr>
+                </pic:pic>
+              </a:graphicData>
+            </a:graphic>
+          </wp:inline>
+        </w:drawing>
+      </w:r>
+    </w:p>
+    <w:p>
+      <w:pPr>
+        <w:spacing w:before="80" w:after="240"/>
+        <w:jc w:val="left"/>
+      </w:pPr>
+      <w:r>
+        <w:rPr>
+          <w:rFonts w:ascii="Prompt" w:hAnsi="Prompt" w:eastAsia="Prompt" w:cs="Prompt"/>
+          <w:b w:val="0"/>
+          <w:color w:val="7D8A9E"/>
+          <w:sz w:val="20"/>
+        </w:rPr>
+        <w:t>▲ ภาพที่ 38  ย้ายขั้นตอนจากกำลังดำเนินการเป็นซ่อมแล้ว</w:t>
       </w:r>
     </w:p>
     <w:p>
@@ -4602,6 +6637,61 @@
     </w:p>
     <w:p>
       <w:pPr>
+        <w:spacing w:after="40"/>
+        <w:jc w:val="center"/>
+      </w:pPr>
+      <w:r>
+        <w:drawing>
+          <wp:inline xmlns:a="http://schemas.openxmlformats.org/drawingml/2006/main" xmlns:pic="http://schemas.openxmlformats.org/drawingml/2006/picture">
+            <wp:extent cx="5580000" cy="1598437"/>
+            <wp:docPr id="40" name="Picture 40"/>
+            <wp:cNvGraphicFramePr>
+              <a:graphicFrameLocks noChangeAspect="1"/>
+            </wp:cNvGraphicFramePr>
+            <a:graphic>
+              <a:graphicData uri="http://schemas.openxmlformats.org/drawingml/2006/picture">
+                <pic:pic>
+                  <pic:nvPicPr>
+                    <pic:cNvPr id="0" name="Screenshot_mnt_ch9_3.png"/>
+                    <pic:cNvPicPr/>
+                  </pic:nvPicPr>
+                  <pic:blipFill>
+                    <a:blip r:embed="rId50"/>
+                    <a:stretch>
+                      <a:fillRect/>
+                    </a:stretch>
+                  </pic:blipFill>
+                  <pic:spPr>
+                    <a:xfrm>
+                      <a:off x="0" y="0"/>
+                      <a:ext cx="5580000" cy="1598437"/>
+                    </a:xfrm>
+                    <a:prstGeom prst="rect"/>
+                  </pic:spPr>
+                </pic:pic>
+              </a:graphicData>
+            </a:graphic>
+          </wp:inline>
+        </w:drawing>
+      </w:r>
+    </w:p>
+    <w:p>
+      <w:pPr>
+        <w:spacing w:before="80" w:after="240"/>
+        <w:jc w:val="left"/>
+      </w:pPr>
+      <w:r>
+        <w:rPr>
+          <w:rFonts w:ascii="Prompt" w:hAnsi="Prompt" w:eastAsia="Prompt" w:cs="Prompt"/>
+          <w:b w:val="0"/>
+          <w:color w:val="7D8A9E"/>
+          <w:sz w:val="20"/>
+        </w:rPr>
+        <w:t>▲ ภาพที่ 39  สถานะการดำเนินการเป็นซ่อมเสร็จสิ้น</w:t>
+      </w:r>
+    </w:p>
+    <w:p>
+      <w:pPr>
         <w:spacing w:after="80"/>
       </w:pPr>
       <w:r>
@@ -4621,6 +6711,61 @@
           <w:sz w:val="24"/>
         </w:rPr>
         <w:t>เปิดตัวกรองซ่อมเสร็จสิ้นเมื่อต้องค้นงานที่ปิดแล้ว</w:t>
+      </w:r>
+    </w:p>
+    <w:p>
+      <w:pPr>
+        <w:spacing w:after="40"/>
+        <w:jc w:val="center"/>
+      </w:pPr>
+      <w:r>
+        <w:drawing>
+          <wp:inline xmlns:a="http://schemas.openxmlformats.org/drawingml/2006/main" xmlns:pic="http://schemas.openxmlformats.org/drawingml/2006/picture">
+            <wp:extent cx="5580000" cy="2712500"/>
+            <wp:docPr id="41" name="Picture 41"/>
+            <wp:cNvGraphicFramePr>
+              <a:graphicFrameLocks noChangeAspect="1"/>
+            </wp:cNvGraphicFramePr>
+            <a:graphic>
+              <a:graphicData uri="http://schemas.openxmlformats.org/drawingml/2006/picture">
+                <pic:pic>
+                  <pic:nvPicPr>
+                    <pic:cNvPr id="0" name="Screenshot_mnt_ch9_4.png"/>
+                    <pic:cNvPicPr/>
+                  </pic:nvPicPr>
+                  <pic:blipFill>
+                    <a:blip r:embed="rId51"/>
+                    <a:stretch>
+                      <a:fillRect/>
+                    </a:stretch>
+                  </pic:blipFill>
+                  <pic:spPr>
+                    <a:xfrm>
+                      <a:off x="0" y="0"/>
+                      <a:ext cx="5580000" cy="2712500"/>
+                    </a:xfrm>
+                    <a:prstGeom prst="rect"/>
+                  </pic:spPr>
+                </pic:pic>
+              </a:graphicData>
+            </a:graphic>
+          </wp:inline>
+        </w:drawing>
+      </w:r>
+    </w:p>
+    <w:p>
+      <w:pPr>
+        <w:spacing w:before="80" w:after="240"/>
+        <w:jc w:val="left"/>
+      </w:pPr>
+      <w:r>
+        <w:rPr>
+          <w:rFonts w:ascii="Prompt" w:hAnsi="Prompt" w:eastAsia="Prompt" w:cs="Prompt"/>
+          <w:b w:val="0"/>
+          <w:color w:val="7D8A9E"/>
+          <w:sz w:val="20"/>
+        </w:rPr>
+        <w:t>▲ ภาพที่ 40  เปิดตัวกรองซ่อมเสร็จสิ้นเมื่อต้องค้นงานที่ปิดแล้ว</w:t>
       </w:r>
     </w:p>
     <w:p>
